--- a/downloads/knokkeroo-tester-test-plan-core.docx
+++ b/downloads/knokkeroo-tester-test-plan-core.docx
@@ -66,7 +66,7 @@
           </w:tcPr>
           <w:p>
             <w:r>
-              <w:t>Live production app — Android 5.7.55, iOS 5.7.46, Huawei 5.7.34 (read from the Play publisher API, the public iTunes lookup and the AppGallery Connect publish API on 9 September 2026). The three stores are NOT level. Google Play is ahead: it has served 5.7.55 since 9 September 2026 (release “5.7.55 + Android TV 1.0.0”, versionCodes 61 and 900000001, status completed). The App Store still serves 5.7.46; version 5.7.55 was submitted to Apple on 9 September 2026 and is WAITING_FOR_REVIEW, so it is not public on iPhone. Huawei is three rounds behind on 5.7.34, and nothing newer is with its reviewers</w:t>
+              <w:t>Live production app — Android 5.7.59, iOS 5.7.55, Huawei 5.7.34 (read from the Play publisher API, the public iTunes lookup and the AppGallery Connect publish API on 13 September 2026). The three stores are NOT level. Google Play is ahead: it has served 5.7.59 since 13 September 2026 (release “5.7.59 + Android TV 1.0.0”, versionCodes 62 and 900000001, status completed). The App Store serves 5.7.55 (public since 10 September 2026); version 5.7.59 was submitted to Apple on 13 September 2026 and is WAITING_FOR_REVIEW, so it is not public on iPhone. Huawei is four rounds behind on 5.7.34, and nothing newer is with its reviewers. What 5.7.59 changes for a tester: the app no longer records a check-in on its own while the phone sits idle — a check-in happens only when you do something (knok, open the app, widget, watch, TV); on 5.7.59 a phone left untouched must NOT advance its own last-knok time. Huawei 5.7.34 still has the old automatic check-in</w:t>
             </w:r>
           </w:p>
         </w:tc>

--- a/downloads/knokkeroo-tester-test-plan-core.docx
+++ b/downloads/knokkeroo-tester-test-plan-core.docx
@@ -66,7 +66,7 @@
           </w:tcPr>
           <w:p>
             <w:r>
-              <w:t>Live production app — Android 5.7.59, iOS 5.7.55, Huawei 5.7.34 (read from the Play publisher API, the public iTunes lookup and the AppGallery Connect publish API on 13 September 2026). The three stores are NOT level. Google Play is ahead: it has served 5.7.59 since 13 September 2026 (release “5.7.59 + Android TV 1.0.0”, versionCodes 62 and 900000001, status completed). The App Store serves 5.7.55 (public since 10 September 2026); version 5.7.59 was submitted to Apple on 13 September 2026 and is WAITING_FOR_REVIEW, so it is not public on iPhone. Huawei is four rounds behind on 5.7.34, and nothing newer is with its reviewers. What 5.7.59 changes for a tester: the app no longer records a check-in on its own while the phone sits idle — a check-in happens only when you do something (knok, open the app, widget, watch, TV); on 5.7.59 a phone left untouched must NOT advance its own last-knok time. Huawei 5.7.34 still has the old automatic check-in</w:t>
+              <w:t>Live production app — Android 5.7.59, iOS 5.7.59, Huawei 5.7.34 (read from the Play publisher API, the public iTunes lookup and the AppGallery Connect status read on 15 September 2026). iPhone and Android are level: Google Play has served 5.7.59 since 13 September 2026 (release “5.7.59 + Android TV 1.0.0”, versionCodes 62 and 900000001, status completed), and Apple approved and released 5.7.59 to the App Store at 23:59 UTC the same day, replacing 5.7.55. Huawei is four rounds behind on 5.7.34, and nothing newer is with its reviewers. What 5.7.59 changes for a tester: the app no longer records a check-in on its own while the phone sits idle — a check-in happens only when you do something (knok, open the app, widget, watch, TV); on 5.7.59 a phone left untouched must NOT advance its own last-knok time. Huawei 5.7.34 still has the old automatic check-in</w:t>
             </w:r>
           </w:p>
         </w:tc>
@@ -116,7 +116,7 @@
           </w:tcPr>
           <w:p>
             <w:r>
-              <w:t>9 September 2026</w:t>
+              <w:t>15 September 2026</w:t>
             </w:r>
           </w:p>
         </w:tc>

--- a/downloads/knokkeroo-tester-test-plan-core.docx
+++ b/downloads/knokkeroo-tester-test-plan-core.docx
@@ -66,7 +66,7 @@
           </w:tcPr>
           <w:p>
             <w:r>
-              <w:t>Live production app — Android 5.7.59, iOS 5.7.59, Huawei 5.7.34 (read from the Play publisher API, the public iTunes lookup and the AppGallery Connect status read on 15 September 2026). iPhone and Android are level: Google Play has served 5.7.59 since 13 September 2026 (release “5.7.59 + Android TV 1.0.0”, versionCodes 62 and 900000001, status completed), and Apple approved and released 5.7.59 to the App Store at 23:59 UTC the same day, replacing 5.7.55. Huawei is four rounds behind on 5.7.34, and nothing newer is with its reviewers. What 5.7.59 changes for a tester: the app no longer records a check-in on its own while the phone sits idle — a check-in happens only when you do something (knok, open the app, widget, watch, TV); on 5.7.59 a phone left untouched must NOT advance its own last-knok time. Huawei 5.7.34 still has the old automatic check-in</w:t>
+              <w:t>Live production app — Android 5.7.60, iOS 5.7.59, Huawei 5.7.34 (read from the Play publisher API, the public iTunes lookup and the AppGallery Connect status read on 15 September 2026). iPhone and Android are level: Google Play has served 5.7.59 since 13 September 2026 (release “5.7.59 + Android TV 1.0.0”, versionCodes 62 and 900000001, status completed), and Apple approved and released 5.7.59 to the App Store at 23:59 UTC the same day, replacing 5.7.55. Huawei is four rounds behind on 5.7.34, and nothing newer is with its reviewers. What 5.7.59 changes for a tester: the app no longer records a check-in on its own while the phone sits idle — a check-in happens only when you do something (knok, open the app, widget, watch, TV); on 5.7.59 a phone left untouched must NOT advance its own last-knok time. Huawei 5.7.34 still has the old automatic check-in</w:t>
             </w:r>
           </w:p>
         </w:tc>
@@ -116,7 +116,7 @@
           </w:tcPr>
           <w:p>
             <w:r>
-              <w:t>15 September 2026</w:t>
+              <w:t>20 September 2026</w:t>
             </w:r>
           </w:p>
         </w:tc>

--- a/downloads/knokkeroo-tester-test-plan-core.docx
+++ b/downloads/knokkeroo-tester-test-plan-core.docx
@@ -66,7 +66,7 @@
           </w:tcPr>
           <w:p>
             <w:r>
-              <w:t>Live production app — Android 5.7.60, iOS 5.7.59, Huawei 5.7.34 (read from the Play publisher API, the public iTunes lookup and the AppGallery Connect status read on 15 September 2026). iPhone and Android are level: Google Play has served 5.7.59 since 13 September 2026 (release “5.7.59 + Android TV 1.0.0”, versionCodes 62 and 900000001, status completed), and Apple approved and released 5.7.59 to the App Store at 23:59 UTC the same day, replacing 5.7.55. Huawei is four rounds behind on 5.7.34, and nothing newer is with its reviewers. What 5.7.59 changes for a tester: the app no longer records a check-in on its own while the phone sits idle — a check-in happens only when you do something (knok, open the app, widget, watch, TV); on 5.7.59 a phone left untouched must NOT advance its own last-knok time. Huawei 5.7.34 still has the old automatic check-in</w:t>
+              <w:t>Live production app — Android 5.7.60, iOS 5.7.60, Huawei 5.7.60 (read from the Play publisher API, the public iTunes lookup and the AppGallery Connect status read on 4 October 2026). All three stores are level on 5.7.60, and nothing is under review at any of them: Google Play has served 5.7.60 since 20 September 2026 (release “5.7.60 + Android TV 1.0.0”, versionCodes 63 and 900000001, status completed), Apple released 5.7.60 to the App Store at 02:25 UTC on 21 September 2026, replacing 5.7.59, and Huawei AppGallery has served 5.7.60 (versionCode 63) since 22 September 2026, replacing 5.7.34. 5.7.60 is identical in behaviour to 5.7.59. What 5.7.59 changed for a tester, now on every store, Huawei included: the app no longer records a check-in on its own while the phone sits idle — a check-in happens only when you do something (knok, open the app, widget, watch, TV); a phone left untouched must NOT advance its own last-knok time</w:t>
             </w:r>
           </w:p>
         </w:tc>
@@ -116,7 +116,7 @@
           </w:tcPr>
           <w:p>
             <w:r>
-              <w:t>20 September 2026</w:t>
+              <w:t>4 October 2026</w:t>
             </w:r>
           </w:p>
         </w:tc>

--- a/downloads/knokkeroo-tester-test-plan-core.docx
+++ b/downloads/knokkeroo-tester-test-plan-core.docx
@@ -66,7 +66,7 @@
           </w:tcPr>
           <w:p>
             <w:r>
-              <w:t>Live production app — Android 5.7.60, iOS 5.7.60, Huawei 5.7.60 (read from the Play publisher API, the public iTunes lookup and the AppGallery Connect status read on 4 October 2026). All three stores are level on 5.7.60, and nothing is under review at any of them: Google Play has served 5.7.60 since 20 September 2026 (release “5.7.60 + Android TV 1.0.0”, versionCodes 63 and 900000001, status completed), Apple released 5.7.60 to the App Store at 02:25 UTC on 21 September 2026, replacing 5.7.59, and Huawei AppGallery has served 5.7.60 (versionCode 63) since 22 September 2026, replacing 5.7.34. 5.7.60 is identical in behaviour to 5.7.59. What 5.7.59 changed for a tester, now on every store, Huawei included: the app no longer records a check-in on its own while the phone sits idle — a check-in happens only when you do something (knok, open the app, widget, watch, TV); a phone left untouched must NOT advance its own last-knok time</w:t>
+              <w:t>Live production app — Android 5.7.62, iOS 5.7.62, Huawei 5.7.62 (read from the Play publisher API, the public iTunes lookup and the AppGallery Connect status read on 16 October 2026). All three stores are level on 5.7.62, and nothing is under review at any of them: Google Play has served 5.7.62 since 8 October 2026 (release “5.7.62 + Android TV 1.0.0”, versionCodes 64 and 900000001, status completed), Apple released 5.7.62 to the App Store at 01:39 UTC on 8 October 2026, replacing 5.7.60, and Huawei AppGallery has served 5.7.62 (versionCode 64) since 12 October 2026, replacing 5.7.60. 5.7.62 is a two-fix release on top of 5.7.60, with no new screens or permissions. What 5.7.59 changed for a tester, now on every store, Huawei included: the app no longer records a check-in on its own while the phone sits idle — a check-in happens only when you do something (knok, open the app, widget, watch, TV); a phone left untouched must NOT advance its own last-knok time</w:t>
             </w:r>
           </w:p>
         </w:tc>
@@ -116,7 +116,7 @@
           </w:tcPr>
           <w:p>
             <w:r>
-              <w:t>4 October 2026</w:t>
+              <w:t>16 October 2026</w:t>
             </w:r>
           </w:p>
         </w:tc>
